--- a/FASE 2/Evidencias Proyecto/Evidencias de documentación/Evidencia Pruebas Unitarias.docx
+++ b/FASE 2/Evidencias Proyecto/Evidencias de documentación/Evidencia Pruebas Unitarias.docx
@@ -50,7 +50,7 @@
           <w:sz w:val="21"/>
           <w:szCs w:val="21"/>
         </w:rPr>
-        <w:t>Certificado de Auditoria Tecnica, Matriz de Pruebas Unitarias (188/188) e Integracion (81/81)</w:t>
+        <w:t>Certificado de Auditoria Tecnica, Matriz de Pruebas Unitarias (193/193) e Integracion (87/87)</w:t>
       </w:r>
     </w:p>
     <w:p>
@@ -139,7 +139,7 @@
                 <w:sz w:val="20"/>
                 <w:szCs w:val="20"/>
               </w:rPr>
-              <w:t>Total Suites Unitarias: 12 aprobadas | Total Pruebas Unitarias: 188 aprobadas (0 fallidas) | Cobertura de Endpoints: 72/72 (100%).</w:t>
+              <w:t>Total Suites Unitarias: 13 aprobadas | Total Pruebas Unitarias: 193 aprobadas (0 fallidas) | Cobertura de Endpoints: 72/72 (100%).</w:t>
             </w:r>
           </w:p>
         </w:tc>

--- a/FASE 2/Evidencias Proyecto/Evidencias de documentación/Evidencia Pruebas Unitarias.docx
+++ b/FASE 2/Evidencias Proyecto/Evidencias de documentación/Evidencia Pruebas Unitarias.docx
@@ -50,7 +50,7 @@
           <w:sz w:val="21"/>
           <w:szCs w:val="21"/>
         </w:rPr>
-        <w:t>Certificado de Auditoria Tecnica, Matriz de Pruebas Unitarias (193/193) e Integracion (87/87)</w:t>
+        <w:t>Certificado de Auditoria Tecnica, Matriz de Pruebas Unitarias (199/199) e Integracion (87/87)</w:t>
       </w:r>
     </w:p>
     <w:p>
@@ -139,7 +139,7 @@
                 <w:sz w:val="20"/>
                 <w:szCs w:val="20"/>
               </w:rPr>
-              <w:t>Total Suites Unitarias: 13 aprobadas | Total Pruebas Unitarias: 193 aprobadas (0 fallidas) | Cobertura de Endpoints: 72/72 (100%).</w:t>
+              <w:t>Total Suites Unitarias: 14 aprobadas | Total Pruebas Unitarias: 199 aprobadas (0 fallidas) | Cobertura de Endpoints: 72/72 (100%).</w:t>
             </w:r>
           </w:p>
         </w:tc>

--- a/FASE 2/Evidencias Proyecto/Evidencias de documentación/Evidencia Pruebas Unitarias.docx
+++ b/FASE 2/Evidencias Proyecto/Evidencias de documentación/Evidencia Pruebas Unitarias.docx
@@ -50,7 +50,7 @@
           <w:sz w:val="21"/>
           <w:szCs w:val="21"/>
         </w:rPr>
-        <w:t>Certificado de Auditoria Tecnica, Matriz de Pruebas Unitarias (199/199) e Integracion (87/87)</w:t>
+        <w:t>Certificado de Auditoria Tecnica, Matriz de Pruebas Unitarias (211/211) e Integracion (87/87)</w:t>
       </w:r>
     </w:p>
     <w:p>
@@ -139,7 +139,7 @@
                 <w:sz w:val="20"/>
                 <w:szCs w:val="20"/>
               </w:rPr>
-              <w:t>Total Suites Unitarias: 14 aprobadas | Total Pruebas Unitarias: 199 aprobadas (0 fallidas) | Cobertura de Endpoints: 72/72 (100%).</w:t>
+              <w:t>Total Suites Unitarias: 15 aprobadas | Total Pruebas Unitarias: 211 aprobadas (0 fallidas) | Cobertura de Endpoints: 72/72 (100%).</w:t>
             </w:r>
           </w:p>
         </w:tc>

--- a/FASE 2/Evidencias Proyecto/Evidencias de documentación/Evidencia Pruebas Unitarias.docx
+++ b/FASE 2/Evidencias Proyecto/Evidencias de documentación/Evidencia Pruebas Unitarias.docx
@@ -50,7 +50,7 @@
           <w:sz w:val="21"/>
           <w:szCs w:val="21"/>
         </w:rPr>
-        <w:t>Certificado de Auditoria Tecnica, Matriz de Pruebas Unitarias (211/211) e Integracion (87/87)</w:t>
+        <w:t>Certificado de Auditoria Tecnica, Matriz de Pruebas Unitarias (216/216) e Integracion (87/87)</w:t>
       </w:r>
     </w:p>
     <w:p>
@@ -139,7 +139,7 @@
                 <w:sz w:val="20"/>
                 <w:szCs w:val="20"/>
               </w:rPr>
-              <w:t>Total Suites Unitarias: 15 aprobadas | Total Pruebas Unitarias: 211 aprobadas (0 fallidas) | Cobertura de Endpoints: 72/72 (100%).</w:t>
+              <w:t>Total Suites Unitarias: 16 aprobadas | Total Pruebas Unitarias: 216 aprobadas (0 fallidas) | Cobertura de Endpoints: 72/72 (100%).</w:t>
             </w:r>
           </w:p>
         </w:tc>

--- a/FASE 2/Evidencias Proyecto/Evidencias de documentación/Evidencia Pruebas Unitarias.docx
+++ b/FASE 2/Evidencias Proyecto/Evidencias de documentación/Evidencia Pruebas Unitarias.docx
@@ -50,7 +50,7 @@
           <w:sz w:val="21"/>
           <w:szCs w:val="21"/>
         </w:rPr>
-        <w:t>Certificado de Auditoria Tecnica, Matriz de Pruebas Unitarias (216/216) e Integracion (87/87)</w:t>
+        <w:t>Certificado de Auditoria Tecnica, Matriz de Pruebas Unitarias (221/221) e Integracion (87/87)</w:t>
       </w:r>
     </w:p>
     <w:p>
@@ -139,7 +139,7 @@
                 <w:sz w:val="20"/>
                 <w:szCs w:val="20"/>
               </w:rPr>
-              <w:t>Total Suites Unitarias: 16 aprobadas | Total Pruebas Unitarias: 216 aprobadas (0 fallidas) | Cobertura de Endpoints: 72/72 (100%).</w:t>
+              <w:t>Total Suites Unitarias: 17 aprobadas | Total Pruebas Unitarias: 221 aprobadas (0 fallidas) | Cobertura de Endpoints: 72/72 (100%).</w:t>
             </w:r>
           </w:p>
         </w:tc>

--- a/FASE 2/Evidencias Proyecto/Evidencias de documentación/Evidencia Pruebas Unitarias.docx
+++ b/FASE 2/Evidencias Proyecto/Evidencias de documentación/Evidencia Pruebas Unitarias.docx
@@ -50,7 +50,7 @@
           <w:sz w:val="21"/>
           <w:szCs w:val="21"/>
         </w:rPr>
-        <w:t>Certificado de Auditoria Tecnica, Matriz de Pruebas Unitarias (221/221) e Integracion (87/87)</w:t>
+        <w:t>Certificado de Auditoria Tecnica, Matriz de Pruebas Unitarias (213/213) e Integracion (87/87)</w:t>
       </w:r>
     </w:p>
     <w:p>
@@ -139,7 +139,7 @@
                 <w:sz w:val="20"/>
                 <w:szCs w:val="20"/>
               </w:rPr>
-              <w:t>Total Suites Unitarias: 17 aprobadas | Total Pruebas Unitarias: 221 aprobadas (0 fallidas) | Cobertura de Endpoints: 72/72 (100%).</w:t>
+              <w:t>Total Suites Unitarias: 16 aprobadas | Total Pruebas Unitarias: 213 aprobadas (0 fallidas) | Cobertura de Endpoints: 69/69 (100%).</w:t>
             </w:r>
           </w:p>
         </w:tc>
@@ -1864,7 +1864,7 @@
         <w:spacing w:after="140" w:before="360"/>
       </w:pPr>
       <w:r>
-        <w:t>3. Detalle Individual de los 72 Endpoints Verificados</w:t>
+        <w:t>3. Detalle Individual de los 69 Endpoints Verificados</w:t>
       </w:r>
     </w:p>
     <w:p>
@@ -11999,7 +11999,7 @@
           <w:sz w:val="21"/>
           <w:szCs w:val="21"/>
         </w:rPr>
-        <w:t>Complementando los 72 endpoints, las siguientes suites unitarias especializadas en tests_unitarias/ validan la robustez interna:</w:t>
+        <w:t>Complementando los 69 endpoints, las siguientes suites unitarias especializadas en tests_unitarias/ validan la robustez interna:</w:t>
       </w:r>
     </w:p>
     <w:p>

--- a/FASE 2/Evidencias Proyecto/Evidencias de documentación/Evidencia Pruebas Unitarias.docx
+++ b/FASE 2/Evidencias Proyecto/Evidencias de documentación/Evidencia Pruebas Unitarias.docx
@@ -50,7 +50,7 @@
           <w:sz w:val="21"/>
           <w:szCs w:val="21"/>
         </w:rPr>
-        <w:t>Certificado de Auditoria Tecnica, Matriz de Pruebas Unitarias (213/213) e Integracion (87/87)</w:t>
+        <w:t>Certificado de Auditoria Tecnica, Matriz de Pruebas Unitarias (228/228) e Integracion (87/87)</w:t>
       </w:r>
     </w:p>
     <w:p>
@@ -139,7 +139,7 @@
                 <w:sz w:val="20"/>
                 <w:szCs w:val="20"/>
               </w:rPr>
-              <w:t>Total Suites Unitarias: 16 aprobadas | Total Pruebas Unitarias: 213 aprobadas (0 fallidas) | Cobertura de Endpoints: 69/69 (100%).</w:t>
+              <w:t>Total Suites Unitarias: 18 aprobadas | Total Pruebas Unitarias: 228 aprobadas (0 fallidas) | Cobertura de Endpoints: 69/69 (100%).</w:t>
             </w:r>
           </w:p>
         </w:tc>
